--- a/docx_resources/Вечірня-Утреня/В,У - Мінея/09-Вересень/18-__-Євменія.docx
+++ b/docx_resources/Вечірня-Утреня/В,У - Мінея/09-Вересень/18-__-Євменія.docx
@@ -90,6 +90,7 @@
         <w:rPr>
           <w:rFonts w:ascii="Times New Roman" w:hAnsi="Times New Roman" w:cs="Times New Roman"/>
           <w:b/>
+          <w:sz w:val="24"/>
         </w:rPr>
         <w:t>ВЕЧІРНЯ</w:t>
       </w:r>
@@ -1599,6 +1600,7 @@
           <w:b/>
           <w:i/>
           <w:color w:val="FF0000"/>
+          <w:sz w:val="24"/>
         </w:rPr>
         <w:t>Вечірні молитви</w:t>
       </w:r>
@@ -6371,6 +6373,7 @@
           <w:b/>
           <w:i/>
           <w:color w:val="FF0000"/>
+          <w:sz w:val="24"/>
         </w:rPr>
         <w:t>Стихири</w:t>
       </w:r>
@@ -8144,6 +8147,7 @@
           <w:b/>
           <w:i/>
           <w:color w:val="FF0000"/>
+          <w:sz w:val="24"/>
         </w:rPr>
         <w:t xml:space="preserve">Прокімен. </w:t>
       </w:r>
@@ -8152,6 +8156,7 @@
           <w:rFonts w:ascii="Times New Roman" w:eastAsia="Times New Roman" w:hAnsi="Times New Roman" w:cs="Times New Roman"/>
           <w:i/>
           <w:color w:val="FF0000"/>
+          <w:sz w:val="24"/>
         </w:rPr>
         <w:t>Псалом 133 (г. 8):</w:t>
       </w:r>
@@ -8246,6 +8251,7 @@
           <w:b/>
           <w:i/>
           <w:color w:val="FF0000"/>
+          <w:sz w:val="24"/>
         </w:rPr>
         <w:t>Сподоби, Господи</w:t>
       </w:r>
@@ -9053,6 +9059,7 @@
           <w:b/>
           <w:i/>
           <w:color w:val="FF0000"/>
+          <w:sz w:val="24"/>
         </w:rPr>
         <w:t>Прохальна єктенія</w:t>
       </w:r>
@@ -10428,6 +10435,7 @@
           <w:b/>
           <w:i/>
           <w:color w:val="FF0000"/>
+          <w:sz w:val="24"/>
         </w:rPr>
         <w:t>Пісня Симеона</w:t>
       </w:r>
@@ -10980,6 +10988,7 @@
           <w:b/>
           <w:i/>
           <w:color w:val="FF0000"/>
+          <w:sz w:val="24"/>
         </w:rPr>
         <w:t>Тропарі</w:t>
       </w:r>
@@ -11112,6 +11121,7 @@
           <w:b/>
           <w:i/>
           <w:color w:val="FF0000"/>
+          <w:sz w:val="24"/>
         </w:rPr>
         <w:t>Єктенія усильного благання</w:t>
       </w:r>
@@ -11886,6 +11896,7 @@
           <w:b/>
           <w:i/>
           <w:color w:val="FF0000"/>
+          <w:sz w:val="24"/>
         </w:rPr>
         <w:t>Після Вечірні</w:t>
       </w:r>
@@ -11953,6 +11964,7 @@
       <w:r>
         <w:rPr>
           <w:rFonts w:ascii="Times New Roman" w:hAnsi="Times New Roman"/>
+          <w:sz w:val="24"/>
         </w:rPr>
         <w:br w:type="page"/>
       </w:r>
@@ -11971,6 +11983,7 @@
         <w:rPr>
           <w:rFonts w:ascii="Times New Roman" w:hAnsi="Times New Roman" w:cs="Times New Roman"/>
           <w:b/>
+          <w:sz w:val="24"/>
         </w:rPr>
         <w:lastRenderedPageBreak/>
         <w:t>УТРЕНЯ</w:t>
@@ -14528,6 +14541,7 @@
           <w:b/>
           <w:i/>
           <w:color w:val="FF0000"/>
+          <w:sz w:val="24"/>
         </w:rPr>
         <w:t>Утренні молитви</w:t>
       </w:r>
@@ -16240,6 +16254,7 @@
           <w:b/>
           <w:i/>
           <w:color w:val="FF0000"/>
+          <w:sz w:val="24"/>
         </w:rPr>
         <w:t>Бог Господь...</w:t>
       </w:r>
@@ -16248,6 +16263,7 @@
           <w:rFonts w:ascii="Times New Roman" w:eastAsia="Times New Roman" w:hAnsi="Times New Roman" w:cs="Times New Roman"/>
           <w:i/>
           <w:color w:val="FF0000"/>
+          <w:sz w:val="24"/>
         </w:rPr>
         <w:t xml:space="preserve"> (Пс. 117), глас 1</w:t>
       </w:r>
@@ -16474,6 +16490,7 @@
           <w:b/>
           <w:i/>
           <w:color w:val="FF0000"/>
+          <w:sz w:val="24"/>
         </w:rPr>
         <w:t>Тропарі</w:t>
       </w:r>
@@ -16689,6 +16706,7 @@
           <w:b/>
           <w:i/>
           <w:color w:val="FF0000"/>
+          <w:sz w:val="24"/>
         </w:rPr>
         <w:lastRenderedPageBreak/>
         <w:t>Мала єктенія</w:t>
@@ -17028,6 +17046,7 @@
           <w:b/>
           <w:i/>
           <w:color w:val="FF0000"/>
+          <w:sz w:val="24"/>
         </w:rPr>
         <w:t>Перший сідальний</w:t>
       </w:r>
@@ -17160,6 +17179,7 @@
           <w:b/>
           <w:i/>
           <w:color w:val="FF0000"/>
+          <w:sz w:val="24"/>
         </w:rPr>
         <w:t>Мала єктенія</w:t>
       </w:r>
@@ -17507,6 +17527,7 @@
           <w:b/>
           <w:i/>
           <w:color w:val="FF0000"/>
+          <w:sz w:val="24"/>
         </w:rPr>
         <w:t>Другий сідальний</w:t>
       </w:r>
@@ -17623,6 +17644,7 @@
           <w:b/>
           <w:i/>
           <w:color w:val="FF0000"/>
+          <w:sz w:val="24"/>
         </w:rPr>
         <w:t>Псалом 50</w:t>
       </w:r>
@@ -18544,6 +18566,7 @@
           <w:rFonts w:ascii="Times New Roman" w:eastAsia="Times New Roman" w:hAnsi="Times New Roman" w:cs="Times New Roman"/>
           <w:i/>
           <w:color w:val="FF0000"/>
+          <w:sz w:val="24"/>
         </w:rPr>
         <w:t>Мала єктенія</w:t>
       </w:r>
@@ -19624,6 +19647,7 @@
           <w:rFonts w:ascii="Times New Roman" w:eastAsia="Times New Roman" w:hAnsi="Times New Roman" w:cs="Times New Roman"/>
           <w:i/>
           <w:color w:val="FF0000"/>
+          <w:sz w:val="24"/>
         </w:rPr>
         <w:t>Мала єктенія</w:t>
       </w:r>
@@ -20562,6 +20586,7 @@
           <w:b/>
           <w:i/>
           <w:color w:val="FF0000"/>
+          <w:sz w:val="24"/>
         </w:rPr>
         <w:t>Пісня Богородиці</w:t>
       </w:r>
@@ -21020,6 +21045,7 @@
           <w:b/>
           <w:i/>
           <w:color w:val="FF0000"/>
+          <w:sz w:val="24"/>
         </w:rPr>
         <w:t>Мала єктенія</w:t>
       </w:r>
@@ -21358,6 +21384,7 @@
           <w:b/>
           <w:i/>
           <w:color w:val="FF0000"/>
+          <w:sz w:val="24"/>
         </w:rPr>
         <w:t>Світильний</w:t>
       </w:r>
@@ -22092,6 +22119,7 @@
           <w:b/>
           <w:i/>
           <w:color w:val="FF0000"/>
+          <w:sz w:val="24"/>
         </w:rPr>
         <w:t>Мале славослов'я</w:t>
       </w:r>
@@ -22688,6 +22716,7 @@
           <w:b/>
           <w:i/>
           <w:color w:val="FF0000"/>
+          <w:sz w:val="24"/>
         </w:rPr>
         <w:t>Прохальна єктенія</w:t>
       </w:r>
@@ -24218,6 +24247,7 @@
           <w:b/>
           <w:i/>
           <w:color w:val="FF0000"/>
+          <w:sz w:val="24"/>
         </w:rPr>
         <w:t>Тропарі</w:t>
       </w:r>
@@ -24333,6 +24363,7 @@
           <w:b/>
           <w:i/>
           <w:color w:val="FF0000"/>
+          <w:sz w:val="24"/>
         </w:rPr>
         <w:t>Єктенія усильного благання</w:t>
       </w:r>

--- a/docx_resources/Вечірня-Утреня/В,У - Мінея/09-Вересень/18-__-Євменія.docx
+++ b/docx_resources/Вечірня-Утреня/В,У - Мінея/09-Вересень/18-__-Євменія.docx
@@ -90,7 +90,6 @@
         <w:rPr>
           <w:rFonts w:ascii="Times New Roman" w:hAnsi="Times New Roman" w:cs="Times New Roman"/>
           <w:b/>
-          <w:sz w:val="24"/>
         </w:rPr>
         <w:t>ВЕЧІРНЯ</w:t>
       </w:r>
@@ -1600,7 +1599,6 @@
           <w:b/>
           <w:i/>
           <w:color w:val="FF0000"/>
-          <w:sz w:val="24"/>
         </w:rPr>
         <w:t>Вечірні молитви</w:t>
       </w:r>
@@ -6373,7 +6371,6 @@
           <w:b/>
           <w:i/>
           <w:color w:val="FF0000"/>
-          <w:sz w:val="24"/>
         </w:rPr>
         <w:t>Стихири</w:t>
       </w:r>
@@ -8147,7 +8144,6 @@
           <w:b/>
           <w:i/>
           <w:color w:val="FF0000"/>
-          <w:sz w:val="24"/>
         </w:rPr>
         <w:t xml:space="preserve">Прокімен. </w:t>
       </w:r>
@@ -8156,7 +8152,6 @@
           <w:rFonts w:ascii="Times New Roman" w:eastAsia="Times New Roman" w:hAnsi="Times New Roman" w:cs="Times New Roman"/>
           <w:i/>
           <w:color w:val="FF0000"/>
-          <w:sz w:val="24"/>
         </w:rPr>
         <w:t>Псалом 133 (г. 8):</w:t>
       </w:r>
@@ -8251,7 +8246,6 @@
           <w:b/>
           <w:i/>
           <w:color w:val="FF0000"/>
-          <w:sz w:val="24"/>
         </w:rPr>
         <w:t>Сподоби, Господи</w:t>
       </w:r>
@@ -9059,7 +9053,6 @@
           <w:b/>
           <w:i/>
           <w:color w:val="FF0000"/>
-          <w:sz w:val="24"/>
         </w:rPr>
         <w:t>Прохальна єктенія</w:t>
       </w:r>
@@ -10435,7 +10428,6 @@
           <w:b/>
           <w:i/>
           <w:color w:val="FF0000"/>
-          <w:sz w:val="24"/>
         </w:rPr>
         <w:t>Пісня Симеона</w:t>
       </w:r>
@@ -10988,7 +10980,6 @@
           <w:b/>
           <w:i/>
           <w:color w:val="FF0000"/>
-          <w:sz w:val="24"/>
         </w:rPr>
         <w:t>Тропарі</w:t>
       </w:r>
@@ -11121,7 +11112,6 @@
           <w:b/>
           <w:i/>
           <w:color w:val="FF0000"/>
-          <w:sz w:val="24"/>
         </w:rPr>
         <w:t>Єктенія усильного благання</w:t>
       </w:r>
@@ -11896,7 +11886,6 @@
           <w:b/>
           <w:i/>
           <w:color w:val="FF0000"/>
-          <w:sz w:val="24"/>
         </w:rPr>
         <w:t>Після Вечірні</w:t>
       </w:r>
@@ -11964,7 +11953,6 @@
       <w:r>
         <w:rPr>
           <w:rFonts w:ascii="Times New Roman" w:hAnsi="Times New Roman"/>
-          <w:sz w:val="24"/>
         </w:rPr>
         <w:br w:type="page"/>
       </w:r>
@@ -11983,7 +11971,6 @@
         <w:rPr>
           <w:rFonts w:ascii="Times New Roman" w:hAnsi="Times New Roman" w:cs="Times New Roman"/>
           <w:b/>
-          <w:sz w:val="24"/>
         </w:rPr>
         <w:lastRenderedPageBreak/>
         <w:t>УТРЕНЯ</w:t>
@@ -14541,7 +14528,6 @@
           <w:b/>
           <w:i/>
           <w:color w:val="FF0000"/>
-          <w:sz w:val="24"/>
         </w:rPr>
         <w:t>Утренні молитви</w:t>
       </w:r>
@@ -16254,7 +16240,6 @@
           <w:b/>
           <w:i/>
           <w:color w:val="FF0000"/>
-          <w:sz w:val="24"/>
         </w:rPr>
         <w:t>Бог Господь...</w:t>
       </w:r>
@@ -16263,7 +16248,6 @@
           <w:rFonts w:ascii="Times New Roman" w:eastAsia="Times New Roman" w:hAnsi="Times New Roman" w:cs="Times New Roman"/>
           <w:i/>
           <w:color w:val="FF0000"/>
-          <w:sz w:val="24"/>
         </w:rPr>
         <w:t xml:space="preserve"> (Пс. 117), глас 1</w:t>
       </w:r>
@@ -16490,7 +16474,6 @@
           <w:b/>
           <w:i/>
           <w:color w:val="FF0000"/>
-          <w:sz w:val="24"/>
         </w:rPr>
         <w:t>Тропарі</w:t>
       </w:r>
@@ -16706,7 +16689,6 @@
           <w:b/>
           <w:i/>
           <w:color w:val="FF0000"/>
-          <w:sz w:val="24"/>
         </w:rPr>
         <w:lastRenderedPageBreak/>
         <w:t>Мала єктенія</w:t>
@@ -17046,7 +17028,6 @@
           <w:b/>
           <w:i/>
           <w:color w:val="FF0000"/>
-          <w:sz w:val="24"/>
         </w:rPr>
         <w:t>Перший сідальний</w:t>
       </w:r>
@@ -17179,7 +17160,6 @@
           <w:b/>
           <w:i/>
           <w:color w:val="FF0000"/>
-          <w:sz w:val="24"/>
         </w:rPr>
         <w:t>Мала єктенія</w:t>
       </w:r>
@@ -17527,7 +17507,6 @@
           <w:b/>
           <w:i/>
           <w:color w:val="FF0000"/>
-          <w:sz w:val="24"/>
         </w:rPr>
         <w:t>Другий сідальний</w:t>
       </w:r>
@@ -17644,7 +17623,6 @@
           <w:b/>
           <w:i/>
           <w:color w:val="FF0000"/>
-          <w:sz w:val="24"/>
         </w:rPr>
         <w:t>Псалом 50</w:t>
       </w:r>
@@ -18566,7 +18544,6 @@
           <w:rFonts w:ascii="Times New Roman" w:eastAsia="Times New Roman" w:hAnsi="Times New Roman" w:cs="Times New Roman"/>
           <w:i/>
           <w:color w:val="FF0000"/>
-          <w:sz w:val="24"/>
         </w:rPr>
         <w:t>Мала єктенія</w:t>
       </w:r>
@@ -19647,7 +19624,6 @@
           <w:rFonts w:ascii="Times New Roman" w:eastAsia="Times New Roman" w:hAnsi="Times New Roman" w:cs="Times New Roman"/>
           <w:i/>
           <w:color w:val="FF0000"/>
-          <w:sz w:val="24"/>
         </w:rPr>
         <w:t>Мала єктенія</w:t>
       </w:r>
@@ -20586,7 +20562,6 @@
           <w:b/>
           <w:i/>
           <w:color w:val="FF0000"/>
-          <w:sz w:val="24"/>
         </w:rPr>
         <w:t>Пісня Богородиці</w:t>
       </w:r>
@@ -21045,7 +21020,6 @@
           <w:b/>
           <w:i/>
           <w:color w:val="FF0000"/>
-          <w:sz w:val="24"/>
         </w:rPr>
         <w:t>Мала єктенія</w:t>
       </w:r>
@@ -21384,7 +21358,6 @@
           <w:b/>
           <w:i/>
           <w:color w:val="FF0000"/>
-          <w:sz w:val="24"/>
         </w:rPr>
         <w:t>Світильний</w:t>
       </w:r>
@@ -22119,7 +22092,6 @@
           <w:b/>
           <w:i/>
           <w:color w:val="FF0000"/>
-          <w:sz w:val="24"/>
         </w:rPr>
         <w:t>Мале славослов'я</w:t>
       </w:r>
@@ -22716,7 +22688,6 @@
           <w:b/>
           <w:i/>
           <w:color w:val="FF0000"/>
-          <w:sz w:val="24"/>
         </w:rPr>
         <w:t>Прохальна єктенія</w:t>
       </w:r>
@@ -24247,7 +24218,6 @@
           <w:b/>
           <w:i/>
           <w:color w:val="FF0000"/>
-          <w:sz w:val="24"/>
         </w:rPr>
         <w:t>Тропарі</w:t>
       </w:r>
@@ -24363,7 +24333,6 @@
           <w:b/>
           <w:i/>
           <w:color w:val="FF0000"/>
-          <w:sz w:val="24"/>
         </w:rPr>
         <w:t>Єктенія усильного благання</w:t>
       </w:r>
